--- a/public/Jamal_Mammadzada_Resume.docx
+++ b/public/Jamal_Mammadzada_Resume.docx
@@ -50,7 +50,7 @@
           <w:color w:val="5B6672"/>
           <w:sz w:val="15"/>
         </w:rPr>
-        <w:t>Allen, Texas  |  (945) 274-4297  |  Jamalmamamdzada13@gmail.com</w:t>
+        <w:t>Allen, Texas  |  (945) 274-4297  |  jamalmammadzada13@gmail.com</w:t>
       </w:r>
       <w:r>
         <w:rPr>
